--- a/de/wisdom-stories/red-dress.docx
+++ b/de/wisdom-stories/red-dress.docx
@@ -209,7 +209,7 @@
         <w:rPr>
           <w:lang/>
         </w:rPr>
-        <w:t>„Letztes Jahr habe ich mir zum ersten Mal dieses Kleid gegönnt. Ich hatte etwas Geld für die Reparatur der Waschmaschine zurückgelegt. Als ich damit nach Hause kam, sagte dein Vater: ‚Wo willst du das denn tragen? In der Oper etwa?‘“</w:t>
+        <w:t>„Letztes Jahr habe ich mir zum ersten Mal etwas Schönes nur für mich gegönnt: dieses Kleid. Ich hatte etwas Geld für die Reparatur der Waschmaschine zurückgelegt. Als ich damit nach Hause kam, sagte dein Vater: ‚Wo willst du das denn tragen? In der Oper etwa?‘“</w:t>
       </w:r>
     </w:p>
     <w:p>
